--- a/templates/utilidades-oficio-hoja-carrera.docx
+++ b/templates/utilidades-oficio-hoja-carrera.docx
@@ -59,23 +59,33 @@
     <w:p/>
     <w:p>
       <w:r>
-        <w:t>{{FIRMANTE_TITULO}}</w:t>
+        <w:t>{{#FIRMANTES}}</w:t>
+      </w:r>
+    </w:p>
+    <w:p>
+      <w:r>
+        <w:t>{{TITULO}}</w:t>
       </w:r>
       <w:r>
         <w:br/>
       </w:r>
       <w:r>
-        <w:t>{{FIRMANTE_NOMBRE}}</w:t>
+        <w:t>{{NOMBRE}}</w:t>
       </w:r>
       <w:r>
         <w:br/>
       </w:r>
       <w:r>
-        <w:t>{{FIRMANTE_CARGO}}</w:t>
-      </w:r>
-      <w:r>
-        <w:br/>
-      </w:r>
+        <w:t>{{CARGO}}</w:t>
+      </w:r>
+    </w:p>
+    <w:p/>
+    <w:p>
+      <w:r>
+        <w:t>{{/FIRMANTES}}</w:t>
+      </w:r>
+    </w:p>
+    <w:p>
       <w:r>
         <w:t>{{INICIALES}}</w:t>
       </w:r>

--- a/templates/utilidades-oficio-hoja-carrera.docx
+++ b/templates/utilidades-oficio-hoja-carrera.docx
@@ -93,7 +93,25 @@
     <w:p/>
     <w:p>
       <w:r>
+        <w:t>{{#TIENE_COPIA}}</w:t>
+      </w:r>
+    </w:p>
+    <w:p>
+      <w:r>
+        <w:rPr>
+          <w:b/>
+        </w:rPr>
+        <w:t>Con copia a:</w:t>
+      </w:r>
+    </w:p>
+    <w:p>
+      <w:r>
         <w:t>{{COPIA_A}}</w:t>
+      </w:r>
+    </w:p>
+    <w:p>
+      <w:r>
+        <w:t>{{/TIENE_COPIA}}</w:t>
       </w:r>
     </w:p>
     <w:sectPr>
